--- a/通过Drifting Models的优化猜想.docx
+++ b/通过Drifting Models的优化猜想.docx
@@ -491,6 +491,72 @@
           <w14:ligatures w14:val="none"/>
         </w:rPr>
         <w:t>oss=Loss(+)-Loss(-)</w:t>
+      </w:r>
+    </w:p>
+    <w:p>
+      <w:pPr>
+        <w:widowControl/>
+        <w:spacing w:after="0" w:line="360" w:lineRule="atLeast"/>
+        <w:ind w:firstLine="420"/>
+        <w:rPr>
+          <w:rFonts w:ascii="Arial" w:eastAsia="宋体" w:hAnsi="Arial" w:cs="Arial" w:hint="eastAsia"/>
+          <w:color w:val="000000"/>
+          <w:kern w:val="0"/>
+          <w:sz w:val="28"/>
+          <w:szCs w:val="28"/>
+          <w14:ligatures w14:val="none"/>
+        </w:rPr>
+      </w:pPr>
+      <w:r>
+        <w:rPr>
+          <w:rFonts w:ascii="Arial" w:eastAsia="宋体" w:hAnsi="Arial" w:cs="Arial" w:hint="eastAsia"/>
+          <w:noProof/>
+          <w:color w:val="000000"/>
+          <w:kern w:val="0"/>
+          <w:sz w:val="28"/>
+          <w:szCs w:val="28"/>
+        </w:rPr>
+        <w:drawing>
+          <wp:inline distT="0" distB="0" distL="0" distR="0" wp14:anchorId="2054F28E" wp14:editId="035CF688">
+            <wp:extent cx="4391025" cy="1394597"/>
+            <wp:effectExtent l="0" t="0" r="3175" b="2540"/>
+            <wp:docPr id="1928057867" name="图片 2"/>
+            <wp:cNvGraphicFramePr>
+              <a:graphicFrameLocks xmlns:a="http://schemas.openxmlformats.org/drawingml/2006/main" noChangeAspect="1"/>
+            </wp:cNvGraphicFramePr>
+            <a:graphic xmlns:a="http://schemas.openxmlformats.org/drawingml/2006/main">
+              <a:graphicData uri="http://schemas.openxmlformats.org/drawingml/2006/picture">
+                <pic:pic xmlns:pic="http://schemas.openxmlformats.org/drawingml/2006/picture">
+                  <pic:nvPicPr>
+                    <pic:cNvPr id="1928057867" name="图片 1928057867"/>
+                    <pic:cNvPicPr/>
+                  </pic:nvPicPr>
+                  <pic:blipFill>
+                    <a:blip r:embed="rId5" cstate="print">
+                      <a:extLst>
+                        <a:ext uri="{28A0092B-C50C-407E-A947-70E740481C1C}">
+                          <a14:useLocalDpi xmlns:a14="http://schemas.microsoft.com/office/drawing/2010/main" val="0"/>
+                        </a:ext>
+                      </a:extLst>
+                    </a:blip>
+                    <a:stretch>
+                      <a:fillRect/>
+                    </a:stretch>
+                  </pic:blipFill>
+                  <pic:spPr>
+                    <a:xfrm>
+                      <a:off x="0" y="0"/>
+                      <a:ext cx="4413896" cy="1401861"/>
+                    </a:xfrm>
+                    <a:prstGeom prst="rect">
+                      <a:avLst/>
+                    </a:prstGeom>
+                  </pic:spPr>
+                </pic:pic>
+              </a:graphicData>
+            </a:graphic>
+          </wp:inline>
+        </w:drawing>
       </w:r>
     </w:p>
     <w:p>
@@ -825,6 +891,7 @@
           <w:szCs w:val="28"/>
           <w14:ligatures w14:val="none"/>
         </w:rPr>
+        <w:lastRenderedPageBreak/>
         <w:t>强噪声起点推理天然容易诱发纹理漂移（</w:t>
       </w:r>
       <w:r>
@@ -870,6 +937,113 @@
           <w14:ligatures w14:val="none"/>
         </w:rPr>
         <w:t>只能事后缓解，不是训练层面约束。</w:t>
+      </w:r>
+    </w:p>
+    <w:p>
+      <w:pPr>
+        <w:widowControl/>
+        <w:spacing w:after="0" w:line="360" w:lineRule="atLeast"/>
+        <w:ind w:left="720"/>
+        <w:rPr>
+          <w:rFonts w:ascii="Arial" w:eastAsia="宋体" w:hAnsi="Arial" w:cs="Arial"/>
+          <w:color w:val="000000"/>
+          <w:kern w:val="0"/>
+          <w:sz w:val="28"/>
+          <w:szCs w:val="28"/>
+          <w14:ligatures w14:val="none"/>
+        </w:rPr>
+      </w:pPr>
+    </w:p>
+    <w:p>
+      <w:pPr>
+        <w:widowControl/>
+        <w:spacing w:after="0" w:line="360" w:lineRule="atLeast"/>
+        <w:ind w:left="720"/>
+        <w:rPr>
+          <w:rFonts w:ascii="Arial" w:eastAsia="宋体" w:hAnsi="Arial" w:cs="Arial" w:hint="eastAsia"/>
+          <w:color w:val="000000"/>
+          <w:kern w:val="0"/>
+          <w:sz w:val="28"/>
+          <w:szCs w:val="28"/>
+          <w14:ligatures w14:val="none"/>
+        </w:rPr>
+      </w:pPr>
+      <w:r>
+        <w:rPr>
+          <w:rFonts w:ascii="Arial" w:eastAsia="宋体" w:hAnsi="Arial" w:cs="Arial" w:hint="eastAsia"/>
+          <w:color w:val="000000"/>
+          <w:kern w:val="0"/>
+          <w:sz w:val="28"/>
+          <w:szCs w:val="28"/>
+          <w14:ligatures w14:val="none"/>
+        </w:rPr>
+        <w:t>数学说明如下：</w:t>
+      </w:r>
+    </w:p>
+    <w:p>
+      <w:pPr>
+        <w:widowControl/>
+        <w:spacing w:after="0" w:line="360" w:lineRule="atLeast"/>
+        <w:ind w:left="720"/>
+        <w:rPr>
+          <w:rFonts w:ascii="Arial" w:eastAsia="宋体" w:hAnsi="Arial" w:cs="Arial" w:hint="eastAsia"/>
+          <w:color w:val="000000"/>
+          <w:kern w:val="0"/>
+          <w:sz w:val="28"/>
+          <w:szCs w:val="28"/>
+          <w14:ligatures w14:val="none"/>
+        </w:rPr>
+      </w:pPr>
+      <w:r>
+        <w:rPr>
+          <w:rFonts w:ascii="Arial" w:eastAsia="宋体" w:hAnsi="Arial" w:cs="Arial" w:hint="eastAsia"/>
+          <w:noProof/>
+          <w:color w:val="000000"/>
+          <w:kern w:val="0"/>
+          <w:sz w:val="28"/>
+          <w:szCs w:val="28"/>
+        </w:rPr>
+        <w:drawing>
+          <wp:inline distT="0" distB="0" distL="0" distR="0" wp14:anchorId="5CF44C8C" wp14:editId="254C837C">
+            <wp:extent cx="4637079" cy="4505325"/>
+            <wp:effectExtent l="0" t="0" r="0" b="3175"/>
+            <wp:docPr id="969212847" name="图片 1"/>
+            <wp:cNvGraphicFramePr>
+              <a:graphicFrameLocks xmlns:a="http://schemas.openxmlformats.org/drawingml/2006/main" noChangeAspect="1"/>
+            </wp:cNvGraphicFramePr>
+            <a:graphic xmlns:a="http://schemas.openxmlformats.org/drawingml/2006/main">
+              <a:graphicData uri="http://schemas.openxmlformats.org/drawingml/2006/picture">
+                <pic:pic xmlns:pic="http://schemas.openxmlformats.org/drawingml/2006/picture">
+                  <pic:nvPicPr>
+                    <pic:cNvPr id="969212847" name="图片 969212847"/>
+                    <pic:cNvPicPr/>
+                  </pic:nvPicPr>
+                  <pic:blipFill>
+                    <a:blip r:embed="rId6" cstate="print">
+                      <a:extLst>
+                        <a:ext uri="{28A0092B-C50C-407E-A947-70E740481C1C}">
+                          <a14:useLocalDpi xmlns:a14="http://schemas.microsoft.com/office/drawing/2010/main" val="0"/>
+                        </a:ext>
+                      </a:extLst>
+                    </a:blip>
+                    <a:stretch>
+                      <a:fillRect/>
+                    </a:stretch>
+                  </pic:blipFill>
+                  <pic:spPr>
+                    <a:xfrm>
+                      <a:off x="0" y="0"/>
+                      <a:ext cx="4657802" cy="4525460"/>
+                    </a:xfrm>
+                    <a:prstGeom prst="rect">
+                      <a:avLst/>
+                    </a:prstGeom>
+                  </pic:spPr>
+                </pic:pic>
+              </a:graphicData>
+            </a:graphic>
+          </wp:inline>
+        </w:drawing>
       </w:r>
     </w:p>
     <w:p>
@@ -954,7 +1128,6 @@
           <w:szCs w:val="28"/>
           <w14:ligatures w14:val="none"/>
         </w:rPr>
-        <w:lastRenderedPageBreak/>
         <w:t>推理单步输出：不需要多步去噪，也不需要第二阶段细化循环；输入源潜变量</w:t>
       </w:r>
       <w:r>
@@ -1116,6 +1289,7 @@
           <w:szCs w:val="28"/>
           <w14:ligatures w14:val="none"/>
         </w:rPr>
+        <w:lastRenderedPageBreak/>
         <w:t>条件建模：可以把纹理条件</w:t>
       </w:r>
       <w:r>
@@ -1631,42 +1805,93 @@
     <w:p>
       <w:pPr>
         <w:rPr>
+          <w:b/>
+          <w:bCs/>
+          <w:sz w:val="28"/>
+          <w:szCs w:val="28"/>
+        </w:rPr>
+      </w:pPr>
+      <w:r>
+        <w:rPr>
           <w:rFonts w:hint="eastAsia"/>
           <w:b/>
           <w:bCs/>
           <w:sz w:val="28"/>
           <w:szCs w:val="28"/>
         </w:rPr>
-      </w:pPr>
-      <w:r>
-        <w:rPr>
-          <w:rFonts w:hint="eastAsia"/>
-          <w:b/>
-          <w:bCs/>
-          <w:sz w:val="28"/>
-          <w:szCs w:val="28"/>
-        </w:rPr>
-        <w:lastRenderedPageBreak/>
         <w:t>总结</w:t>
       </w:r>
     </w:p>
     <w:p>
       <w:pPr>
         <w:ind w:firstLine="420"/>
-        <w:rPr>
-          <w:sz w:val="28"/>
-          <w:szCs w:val="28"/>
-        </w:rPr>
-      </w:pPr>
-      <w:r>
-        <w:rPr>
-          <w:sz w:val="28"/>
-          <w:szCs w:val="28"/>
-        </w:rPr>
-        <w:t>从概率建模角度，潜扩散模型 LDM 将磨损退化的分布演化置于推理阶段，依靠马尔可夫反向去噪链实现表面纹理逐步退化，但强噪声起点推理会造成生成潜变量偏离原始样本局部流形，产生纹理漂移伪影，而噪声预测 MSE 损失无法在训练层面约束该流形偏移，只能依靠推理阶段二次细化做后处理缓解。Drifting Models 引入漂移场描述生成分布与真实分布之间的偏移，将分布对齐过程转移至训练 SGD 迭代；通过构造正负样本漂移场损失，可以在训练阶段对生成样本施加流形约束，从源头抑制纹理漂移。但是该范式缺少马尔可夫时序演化机制，并且对数据集规模要求高，在本实验 20 张子集小样本条件下漂移场估计会存在很大方差，不适合直接完整替换 LDM。因此更合理的技术路线是保留现有双阶段潜扩散完整框架，将漂移场作为额外正则项引入 LDM 训练损失，兼顾扩散模型时序可解释性与漂移场的流形约束能力</w:t>
+      </w:pPr>
+      <w:r>
+        <w:rPr>
+          <w:sz w:val="28"/>
+          <w:szCs w:val="28"/>
+        </w:rPr>
+        <w:t>从概率建模角度，潜扩散模型 LDM 将磨损退化的分布演化置于推理阶段，依靠马尔可夫反向去噪链实现表面纹理逐步退化，但强噪声起点推理会造成生成潜变量偏离原始样本局部流形，产生纹理漂移伪影，而噪声预测 MSE 损失无法在训练层面约束该流形偏</w:t>
+      </w:r>
+      <w:r>
+        <w:rPr>
+          <w:sz w:val="28"/>
+          <w:szCs w:val="28"/>
+        </w:rPr>
+        <w:lastRenderedPageBreak/>
+        <w:t>移，只能依靠推理阶段二次细化做后处理缓解。Drifting Models 引入漂移场描述生成分布与真实分布之间的偏移，将分布对齐过程转移至训练 SGD 迭代；通过构造正负样本漂移场损失，可以在训练阶段对生成样本施加流形约束，从源头抑制纹理漂移。但是该范式缺少马尔可夫时序演化机制，并且对数据集规模要求高，在本实验 20 张子集小样本条件下漂移场估计会存在很大方差，不适合直接完整替换 LDM。因此更合理的技术路线是保留现有双阶段潜扩散完整框架，将漂移场作为额外正则项引入 LDM 训练损失，兼顾扩散模型时序可解释性与漂移场的流形约束能力</w:t>
       </w:r>
       <w:r>
         <w:t>。</w:t>
+      </w:r>
+    </w:p>
+    <w:p/>
+    <w:p>
+      <w:pPr>
+        <w:rPr>
+          <w:rFonts w:hint="eastAsia"/>
+        </w:rPr>
+      </w:pPr>
+      <w:r>
+        <w:rPr>
+          <w:rFonts w:hint="eastAsia"/>
+        </w:rPr>
+        <w:t>参考文献：</w:t>
+      </w:r>
+      <w:r>
+        <w:t>[</w:t>
+      </w:r>
+      <w:r>
+        <w:t>7] DENG M Y, LI H, LI T H, 等. Generative modeling via drifting [EB/OL]. (2026</w:t>
+      </w:r>
+      <w:r>
+        <w:noBreakHyphen/>
+        <w:t>02</w:t>
+      </w:r>
+      <w:r>
+        <w:noBreakHyphen/>
+        <w:t>06)[2026</w:t>
+      </w:r>
+      <w:r>
+        <w:noBreakHyphen/>
+        <w:t>09</w:t>
+      </w:r>
+      <w:r>
+        <w:noBreakHyphen/>
+        <w:t xml:space="preserve">10]. </w:t>
+      </w:r>
+      <w:hyperlink r:id="rId7" w:tgtFrame="_blank" w:tooltip="autolink" w:history="1">
+        <w:r>
+          <w:rPr>
+            <w:rStyle w:val="af"/>
+            <w:rFonts w:ascii="Arial" w:hAnsi="Arial" w:cs="Arial"/>
+            <w:color w:val="0066FF"/>
+          </w:rPr>
+          <w:t>https://arxiv.org/abs/2602.04770</w:t>
+        </w:r>
+      </w:hyperlink>
+      <w:r>
+        <w:t>.（Drifting Models，提出将分布演化置于训练阶段、实现单步推理的生成建模范式）</w:t>
       </w:r>
     </w:p>
     <w:sectPr>
@@ -3510,6 +3735,18 @@
       <w:szCs w:val="24"/>
     </w:rPr>
   </w:style>
+  <w:style w:type="character" w:styleId="af">
+    <w:name w:val="Hyperlink"/>
+    <w:basedOn w:val="a0"/>
+    <w:uiPriority w:val="99"/>
+    <w:semiHidden/>
+    <w:unhideWhenUsed/>
+    <w:rsid w:val="00BA7336"/>
+    <w:rPr>
+      <w:color w:val="0000FF"/>
+      <w:u w:val="single"/>
+    </w:rPr>
+  </w:style>
 </w:styles>
 </file>
 
